--- a/notes/2有限元基本流程.docx
+++ b/notes/2有限元基本流程.docx
@@ -1902,6 +1902,7 @@
         <w:pageBreakBefore w:val="0"/>
         <w:widowControl/>
         <w:numPr>
+          <w:ilvl w:val="0"/>
           <w:numId w:val="0"/>
         </w:numPr>
         <w:kinsoku/>
@@ -2076,7 +2077,7 @@
         <w:drawing>
           <wp:inline distT="0" distB="0" distL="114300" distR="114300">
             <wp:extent cx="4288790" cy="1464310"/>
-            <wp:effectExtent l="0" t="0" r="7620" b="3810"/>
+            <wp:effectExtent l="0" t="0" r="16510" b="2540"/>
             <wp:docPr id="1" name="图片 1"/>
             <wp:cNvGraphicFramePr>
               <a:graphicFrameLocks xmlns:a="http://schemas.openxmlformats.org/drawingml/2006/main" noChangeAspect="1"/>
@@ -3689,7 +3690,28 @@
           <w:sz w:val="21"/>
           <w:lang w:val="en-US" w:eastAsia="zh-CN"/>
         </w:rPr>
-        <w:t>就被我称为插值形函数.</w:t>
+        <w:t>就被我称为</w:t>
+      </w:r>
+      <w:r>
+        <w:rPr>
+          <w:rFonts w:hint="eastAsia" w:hAnsi="Cambria Math" w:eastAsia="方正楷体_GB2312"/>
+          <w:b/>
+          <w:bCs/>
+          <w:i w:val="0"/>
+          <w:color w:val="C00000"/>
+          <w:sz w:val="21"/>
+          <w:lang w:val="en-US" w:eastAsia="zh-CN"/>
+        </w:rPr>
+        <w:t>插值形函数</w:t>
+      </w:r>
+      <w:r>
+        <w:rPr>
+          <w:rFonts w:hint="eastAsia" w:hAnsi="Cambria Math" w:eastAsia="方正楷体_GB2312"/>
+          <w:i w:val="0"/>
+          <w:sz w:val="21"/>
+          <w:lang w:val="en-US" w:eastAsia="zh-CN"/>
+        </w:rPr>
+        <w:t>.</w:t>
       </w:r>
     </w:p>
     <w:p>
@@ -13056,7 +13078,6 @@
         <w:spacing w:before="40" w:after="100" w:line="300" w:lineRule="auto"/>
         <w:jc w:val="center"/>
         <w:textAlignment w:val="auto"/>
-        <m:rPr/>
         <w:rPr>
           <w:rFonts w:hint="eastAsia" w:hAnsi="Cambria Math" w:eastAsia="方正楷体_GB2312" w:cs="方正楷体_GB2312"/>
           <w:b w:val="0"/>
@@ -13574,7 +13595,6 @@
         <w:ind w:firstLine="420" w:firstLineChars="0"/>
         <w:jc w:val="both"/>
         <w:textAlignment w:val="auto"/>
-        <m:rPr/>
         <w:rPr>
           <w:rFonts w:hint="eastAsia" w:hAnsi="Cambria Math" w:eastAsia="方正楷体_GB2312" w:cs="方正楷体_GB2312"/>
           <w:b w:val="0"/>
@@ -13585,7 +13605,6 @@
         </w:rPr>
       </w:pPr>
       <w:r>
-        <m:rPr/>
         <w:rPr>
           <w:rFonts w:hint="eastAsia" w:hAnsi="Cambria Math" w:eastAsia="方正楷体_GB2312" w:cs="方正楷体_GB2312"/>
           <w:b w:val="0"/>
@@ -13617,7 +13636,6 @@
         <w:ind w:firstLine="420" w:firstLineChars="0"/>
         <w:jc w:val="both"/>
         <w:textAlignment w:val="auto"/>
-        <m:rPr/>
         <w:rPr>
           <w:rFonts w:hint="default" w:hAnsi="Cambria Math" w:eastAsia="方正楷体_GB2312" w:cs="方正楷体_GB2312"/>
           <w:b w:val="0"/>
@@ -13665,7 +13683,7 @@
               <w:szCs w:val="21"/>
               <w:lang w:val="en-US" w:eastAsia="zh-CN"/>
             </w:rPr>
-            <m:t>E</m:t>
+            <m:t>EA</m:t>
           </m:r>
           <m:d>
             <m:dPr>
@@ -14033,7 +14051,7 @@
               <w:szCs w:val="21"/>
               <w:lang w:val="en-US" w:eastAsia="zh-CN"/>
             </w:rPr>
-            <m:t>E</m:t>
+            <m:t>EA</m:t>
           </m:r>
           <m:d>
             <m:dPr>
@@ -14395,7 +14413,7 @@
           <w:szCs w:val="21"/>
           <w:lang w:val="en-US" w:eastAsia="zh-CN"/>
         </w:rPr>
-        <w:t>平均值(磨光操作)</w:t>
+        <w:t>平均值(进一步的还可以进行磨光操作)</w:t>
       </w:r>
     </w:p>
     <w:p>
@@ -14576,13 +14594,16 @@
               </m:e>
               <m:sub>
                 <m:r>
-                  <m:rPr/>
+                  <m:rPr>
+                    <m:sty m:val="p"/>
+                  </m:rPr>
                   <w:rPr>
-                    <w:rFonts w:hint="eastAsia" w:ascii="Cambria Math" w:hAnsi="Cambria Math" w:eastAsia="方正楷体_GB2312" w:cs="方正楷体_GB2312"/>
+                    <w:rFonts w:hint="default" w:ascii="Cambria Math" w:hAnsi="Cambria Math" w:eastAsia="方正楷体_GB2312" w:cs="方正楷体_GB2312"/>
                     <w:sz w:val="21"/>
                     <w:szCs w:val="21"/>
+                    <w:lang w:val="en-US" w:eastAsia="zh-CN"/>
                   </w:rPr>
-                  <m:t>1</m:t>
+                  <m:t xml:space="preserve"> </m:t>
                 </m:r>
                 <m:ctrlPr>
                   <w:rPr>
@@ -14952,13 +14973,16 @@
                 </m:e>
                 <m:sub>
                   <m:r>
-                    <m:rPr/>
-                    <w:rPr>
-                      <w:rFonts w:hint="eastAsia" w:ascii="Cambria Math" w:hAnsi="Cambria Math" w:eastAsia="方正楷体_GB2312" w:cs="方正楷体_GB2312"/>
-                      <w:sz w:val="21"/>
-                      <w:szCs w:val="21"/>
-                    </w:rPr>
-                    <m:t>1</m:t>
+                    <m:rPr>
+                      <m:sty m:val="p"/>
+                    </m:rPr>
+                    <w:rPr>
+                      <w:rFonts w:hint="default" w:ascii="Cambria Math" w:hAnsi="Cambria Math" w:eastAsia="方正楷体_GB2312" w:cs="方正楷体_GB2312"/>
+                      <w:sz w:val="21"/>
+                      <w:szCs w:val="21"/>
+                      <w:lang w:val="en-US" w:eastAsia="zh-CN"/>
+                    </w:rPr>
+                    <m:t xml:space="preserve"> </m:t>
                   </m:r>
                   <m:ctrlPr>
                     <w:rPr>
@@ -15114,13 +15138,16 @@
                 </m:e>
                 <m:sub>
                   <m:r>
-                    <m:rPr/>
-                    <w:rPr>
-                      <w:rFonts w:hint="eastAsia" w:ascii="Cambria Math" w:hAnsi="Cambria Math" w:eastAsia="方正楷体_GB2312" w:cs="方正楷体_GB2312"/>
-                      <w:sz w:val="21"/>
-                      <w:szCs w:val="21"/>
-                    </w:rPr>
-                    <m:t>1</m:t>
+                    <m:rPr>
+                      <m:sty m:val="p"/>
+                    </m:rPr>
+                    <w:rPr>
+                      <w:rFonts w:hint="default" w:ascii="Cambria Math" w:hAnsi="Cambria Math" w:eastAsia="方正楷体_GB2312" w:cs="方正楷体_GB2312"/>
+                      <w:sz w:val="21"/>
+                      <w:szCs w:val="21"/>
+                      <w:lang w:val="en-US" w:eastAsia="zh-CN"/>
+                    </w:rPr>
+                    <m:t xml:space="preserve"> </m:t>
                   </m:r>
                   <m:ctrlPr>
                     <w:rPr>
@@ -15179,13 +15206,16 @@
             </m:e>
             <m:sub>
               <m:r>
-                <m:rPr/>
-                <w:rPr>
-                  <w:rFonts w:hint="eastAsia" w:ascii="Cambria Math" w:hAnsi="Cambria Math" w:eastAsia="方正楷体_GB2312" w:cs="方正楷体_GB2312"/>
-                  <w:sz w:val="21"/>
-                  <w:szCs w:val="21"/>
-                </w:rPr>
-                <m:t>1</m:t>
+                <m:rPr>
+                  <m:sty m:val="p"/>
+                </m:rPr>
+                <w:rPr>
+                  <w:rFonts w:hint="default" w:ascii="Cambria Math" w:hAnsi="Cambria Math" w:eastAsia="方正楷体_GB2312" w:cs="方正楷体_GB2312"/>
+                  <w:sz w:val="21"/>
+                  <w:szCs w:val="21"/>
+                  <w:lang w:val="en-US" w:eastAsia="zh-CN"/>
+                </w:rPr>
+                <m:t xml:space="preserve"> </m:t>
               </m:r>
               <m:ctrlPr>
                 <w:rPr>
@@ -15465,13 +15495,16 @@
             </m:e>
             <m:sub>
               <m:r>
-                <m:rPr/>
-                <w:rPr>
-                  <w:rFonts w:hint="eastAsia" w:ascii="Cambria Math" w:hAnsi="Cambria Math" w:eastAsia="方正楷体_GB2312" w:cs="方正楷体_GB2312"/>
-                  <w:sz w:val="21"/>
-                  <w:szCs w:val="21"/>
-                </w:rPr>
-                <m:t>1</m:t>
+                <m:rPr>
+                  <m:sty m:val="p"/>
+                </m:rPr>
+                <w:rPr>
+                  <w:rFonts w:hint="default" w:ascii="Cambria Math" w:hAnsi="Cambria Math" w:eastAsia="方正楷体_GB2312" w:cs="方正楷体_GB2312"/>
+                  <w:sz w:val="21"/>
+                  <w:szCs w:val="21"/>
+                  <w:lang w:val="en-US" w:eastAsia="zh-CN"/>
+                </w:rPr>
+                <m:t xml:space="preserve"> </m:t>
               </m:r>
               <m:ctrlPr>
                 <w:rPr>
@@ -17826,7 +17859,18 @@
             <w:sz w:val="21"/>
             <w:szCs w:val="21"/>
           </w:rPr>
-          <m:t>+δ</m:t>
+          <m:t>+</m:t>
+        </m:r>
+        <m:r>
+          <m:rPr>
+            <m:sty m:val="p"/>
+          </m:rPr>
+          <w:rPr>
+            <w:rFonts w:hint="default" w:ascii="Cambria Math" w:hAnsi="Cambria Math" w:eastAsia="方正楷体_GB2312" w:cs="方正楷体_GB2312"/>
+            <w:sz w:val="21"/>
+            <w:szCs w:val="21"/>
+          </w:rPr>
+          <m:t>δ</m:t>
         </m:r>
         <m:sSup>
           <m:sSupPr>
@@ -17921,6 +17965,18 @@
             </m:ctrlPr>
           </m:sup>
         </m:sSup>
+        <m:r>
+          <m:rPr>
+            <m:sty m:val="p"/>
+          </m:rPr>
+          <w:rPr>
+            <w:rFonts w:hint="default" w:ascii="Cambria Math" w:hAnsi="Cambria Math" w:eastAsia="方正楷体_GB2312" w:cs="方正楷体_GB2312"/>
+            <w:sz w:val="21"/>
+            <w:szCs w:val="21"/>
+            <w:lang w:val="en-US" w:eastAsia="zh-CN"/>
+          </w:rPr>
+          <m:t xml:space="preserve"> </m:t>
+        </m:r>
         <m:sSubSup>
           <m:sSubSupPr>
             <m:ctrlPr>
@@ -18003,6 +18059,18 @@
             </m:ctrlPr>
           </m:sub>
           <m:sup>
+            <m:r>
+              <m:rPr>
+                <m:sty m:val="p"/>
+              </m:rPr>
+              <w:rPr>
+                <w:rFonts w:hint="default" w:ascii="Cambria Math" w:hAnsi="Cambria Math" w:eastAsia="方正楷体_GB2312" w:cs="方正楷体_GB2312"/>
+                <w:sz w:val="21"/>
+                <w:szCs w:val="21"/>
+                <w:lang w:val="en-US" w:eastAsia="zh-CN"/>
+              </w:rPr>
+              <m:t xml:space="preserve">   </m:t>
+            </m:r>
             <m:d>
               <m:dPr>
                 <m:sepChr m:val=""/>
@@ -37807,6 +37875,7 @@
           <w:rFonts w:hint="eastAsia" w:ascii="方正楷体_GB2312" w:hAnsi="方正楷体_GB2312" w:eastAsia="方正楷体_GB2312" w:cs="方正楷体_GB2312"/>
           <w:b w:val="0"/>
           <w:i w:val="0"/>
+          <w:color w:val="C00000"/>
           <w:sz w:val="21"/>
           <w:szCs w:val="21"/>
           <w:lang w:val="en-US" w:eastAsia="zh-CN"/>
@@ -37817,6 +37886,7 @@
           <w:rFonts w:hint="eastAsia" w:ascii="方正楷体_GB2312" w:hAnsi="方正楷体_GB2312" w:eastAsia="方正楷体_GB2312" w:cs="方正楷体_GB2312"/>
           <w:b w:val="0"/>
           <w:i w:val="0"/>
+          <w:color w:val="C00000"/>
           <w:sz w:val="21"/>
           <w:szCs w:val="21"/>
           <w:lang w:val="en-US" w:eastAsia="zh-CN"/>
@@ -37829,6 +37899,7 @@
           <w:b/>
           <w:bCs/>
           <w:i w:val="0"/>
+          <w:color w:val="C00000"/>
           <w:sz w:val="21"/>
           <w:szCs w:val="21"/>
           <w:lang w:val="en-US" w:eastAsia="zh-CN"/>
@@ -37840,6 +37911,7 @@
           <w:rFonts w:hint="eastAsia" w:ascii="方正楷体_GB2312" w:hAnsi="方正楷体_GB2312" w:eastAsia="方正楷体_GB2312" w:cs="方正楷体_GB2312"/>
           <w:b w:val="0"/>
           <w:i w:val="0"/>
+          <w:color w:val="C00000"/>
           <w:sz w:val="21"/>
           <w:szCs w:val="21"/>
           <w:lang w:val="en-US" w:eastAsia="zh-CN"/>
@@ -37852,6 +37924,7 @@
           <w:b/>
           <w:bCs/>
           <w:i w:val="0"/>
+          <w:color w:val="C00000"/>
           <w:sz w:val="21"/>
           <w:szCs w:val="21"/>
           <w:lang w:val="en-US" w:eastAsia="zh-CN"/>
@@ -37863,6 +37936,7 @@
           <w:rFonts w:hint="eastAsia" w:ascii="方正楷体_GB2312" w:hAnsi="方正楷体_GB2312" w:eastAsia="方正楷体_GB2312" w:cs="方正楷体_GB2312"/>
           <w:b w:val="0"/>
           <w:i w:val="0"/>
+          <w:color w:val="C00000"/>
           <w:sz w:val="21"/>
           <w:szCs w:val="21"/>
           <w:lang w:val="en-US" w:eastAsia="zh-CN"/>
@@ -47351,7 +47425,7 @@
         <w:ind w:firstLine="720" w:firstLineChars="0"/>
         <w:textAlignment w:val="auto"/>
         <w:rPr>
-          <w:rFonts w:hint="eastAsia" w:ascii="方正楷体_GB2312" w:hAnsi="方正楷体_GB2312" w:eastAsia="方正楷体_GB2312" w:cs="方正楷体_GB2312"/>
+          <w:rFonts w:hint="default" w:ascii="方正楷体_GB2312" w:hAnsi="方正楷体_GB2312" w:eastAsia="方正楷体_GB2312" w:cs="方正楷体_GB2312"/>
           <w:b w:val="0"/>
           <w:i w:val="0"/>
           <w:sz w:val="21"/>
@@ -47392,11 +47466,8 @@
         <w:textAlignment w:val="auto"/>
         <w:rPr>
           <w:rFonts w:hint="eastAsia" w:ascii="方正楷体_GB2312" w:hAnsi="方正楷体_GB2312" w:eastAsia="方正楷体_GB2312" w:cs="方正楷体_GB2312"/>
-          <w:b w:val="0"/>
-          <w:i w:val="0"/>
-          <w:sz w:val="21"/>
-          <w:szCs w:val="21"/>
-          <w:lang w:val="en-US" w:eastAsia="zh-CN"/>
+          <w:sz w:val="21"/>
+          <w:szCs w:val="21"/>
         </w:rPr>
       </w:pPr>
       <w:r>
@@ -47446,6 +47517,47 @@
             </a:graphic>
           </wp:inline>
         </w:drawing>
+      </w:r>
+    </w:p>
+    <w:p>
+      <w:pPr>
+        <w:pStyle w:val="2"/>
+        <w:keepNext w:val="0"/>
+        <w:keepLines w:val="0"/>
+        <w:pageBreakBefore w:val="0"/>
+        <w:widowControl/>
+        <w:kinsoku/>
+        <w:wordWrap/>
+        <w:overflowPunct/>
+        <w:topLinePunct w:val="0"/>
+        <w:autoSpaceDE/>
+        <w:autoSpaceDN/>
+        <w:bidi w:val="0"/>
+        <w:adjustRightInd/>
+        <w:snapToGrid/>
+        <w:spacing w:after="100" w:line="300" w:lineRule="auto"/>
+        <w:ind w:firstLine="420" w:firstLineChars="200"/>
+        <w:jc w:val="both"/>
+        <w:textAlignment w:val="auto"/>
+        <w:rPr>
+          <w:rFonts w:hint="default" w:ascii="方正楷体_GB2312" w:hAnsi="方正楷体_GB2312" w:eastAsia="方正楷体_GB2312" w:cs="方正楷体_GB2312"/>
+          <w:sz w:val="21"/>
+          <w:szCs w:val="21"/>
+          <w:lang w:val="en-US" w:eastAsia="zh-CN"/>
+        </w:rPr>
+      </w:pPr>
+      <w:bookmarkStart w:id="0" w:name="_GoBack"/>
+      <w:bookmarkEnd w:id="0"/>
+      <w:r>
+        <w:rPr>
+          <w:rFonts w:hint="eastAsia" w:ascii="方正楷体_GB2312" w:hAnsi="方正楷体_GB2312" w:eastAsia="方正楷体_GB2312" w:cs="方正楷体_GB2312"/>
+          <w:b w:val="0"/>
+          <w:i w:val="0"/>
+          <w:sz w:val="21"/>
+          <w:szCs w:val="21"/>
+          <w:lang w:val="en-US" w:eastAsia="zh-CN"/>
+        </w:rPr>
+        <w:t>反之, 如果我们选择应力元, 则计算的总势能反而会小于真实解的总势能, 应力解总体上不小于真正解, 即解具有上限性质</w:t>
       </w:r>
     </w:p>
     <w:p>
@@ -49856,8 +49968,6 @@
         </w:rPr>
         <w:t>9</w:t>
       </w:r>
-      <w:bookmarkStart w:id="0" w:name="_GoBack"/>
-      <w:bookmarkEnd w:id="0"/>
       <w:r>
         <w:rPr>
           <w:rFonts w:hint="eastAsia" w:ascii="方正楷体_GB2312" w:hAnsi="方正楷体_GB2312" w:eastAsia="方正楷体_GB2312" w:cs="方正楷体_GB2312"/>
